--- a/data/deliverables/sc_6bc3ad5d8a92ea14/investment_memo.docx
+++ b/data/deliverables/sc_6bc3ad5d8a92ea14/investment_memo.docx
@@ -2,6 +2,290 @@
 <file path=word/document.xml><?xml version="1.0" encoding="utf-8"?>
 <w:document xmlns:wpc="http://schemas.microsoft.com/office/word/2010/wordprocessingCanvas" xmlns:mo="http://schemas.microsoft.com/office/mac/office/2008/main" xmlns:mc="http://schemas.openxmlformats.org/markup-compatibility/2006" xmlns:mv="urn:schemas-microsoft-com:mac:vml" xmlns:o="urn:schemas-microsoft-com:office:office" xmlns:r="http://schemas.openxmlformats.org/officeDocument/2006/relationships" xmlns:m="http://schemas.openxmlformats.org/officeDocument/2006/math" xmlns:v="urn:schemas-microsoft-com:vml" xmlns:wp14="http://schemas.microsoft.com/office/word/2010/wordprocessingDrawing" xmlns:wp="http://schemas.openxmlformats.org/drawingml/2006/wordprocessingDrawing" xmlns:w10="urn:schemas-microsoft-com:office:word" xmlns:w="http://schemas.openxmlformats.org/wordprocessingml/2006/main" xmlns:w14="http://schemas.microsoft.com/office/word/2010/wordml" xmlns:wpg="http://schemas.microsoft.com/office/word/2010/wordprocessingGroup" xmlns:wpi="http://schemas.microsoft.com/office/word/2010/wordprocessingInk" xmlns:wne="http://schemas.microsoft.com/office/word/2006/wordml" xmlns:wps="http://schemas.microsoft.com/office/word/2010/wordprocessingShape" mc:Ignorable="w14 wp14">
   <w:body>
+    <w:p>
+      <w:pPr>
+        <w:pStyle w:val="Title"/>
+        <w:jc w:val="center"/>
+      </w:pPr>
+      <w:r>
+        <w:t>Investment Memo - Coca-Cola Company (KO)</w:t>
+      </w:r>
+    </w:p>
+    <w:p>
+      <w:r>
+        <w:rPr>
+          <w:b/>
+        </w:rPr>
+        <w:t>TO:</w:t>
+        <w:tab/>
+      </w:r>
+      <w:r>
+        <w:t>Institutional Client Coverage Team</w:t>
+      </w:r>
+    </w:p>
+    <w:p>
+      <w:r>
+        <w:rPr>
+          <w:b/>
+        </w:rPr>
+        <w:t>FROM:</w:t>
+        <w:tab/>
+      </w:r>
+      <w:r>
+        <w:t>Consumer Staples Equity Research</w:t>
+      </w:r>
+    </w:p>
+    <w:p>
+      <w:r>
+        <w:rPr>
+          <w:b/>
+        </w:rPr>
+        <w:t>DATE:</w:t>
+        <w:tab/>
+      </w:r>
+      <w:r>
+        <w:t>May 2026</w:t>
+      </w:r>
+    </w:p>
+    <w:p>
+      <w:r>
+        <w:rPr>
+          <w:b/>
+        </w:rPr>
+        <w:t>RE:</w:t>
+        <w:tab/>
+      </w:r>
+      <w:r>
+        <w:t>Investment Memo: The Coca-Cola Company (KO) - Q1 FY2026 Review</w:t>
+      </w:r>
+    </w:p>
+    <w:p>
+      <w:r>
+        <w:t>________________________________________________________________________________</w:t>
+      </w:r>
+    </w:p>
+    <w:p>
+      <w:pPr>
+        <w:pStyle w:val="Heading1"/>
+      </w:pPr>
+      <w:r>
+        <w:t>Executive Summary</w:t>
+      </w:r>
+    </w:p>
+    <w:p>
+      <w:r>
+        <w:rPr>
+          <w:b w:val="0"/>
+        </w:rPr>
+        <w:t>The Coca-Cola Company (NYSE: KO) demonstrated resilient financial performance in Q1 FY2026, generating revenue of $12.5 billion and net income of $3.9 billion. The company maintains a robust profitability profile with diluted earnings per share of $0.91 for the quarter, representing a solid start to the fiscal year against the prior full-year EPS of $3.04.</w:t>
+      </w:r>
+    </w:p>
+    <w:p>
+      <w:r>
+        <w:rPr>
+          <w:b w:val="0"/>
+        </w:rPr>
+        <w:t>KO's gross margin remained strong at 63.0% in Q1 FY2026, consistent with the company's historical pricing power and brand strength. Operating income of $4.4 billion reflects disciplined cost management despite a competitive consumer environment. The balance sheet remains well-positioned with $10.6 billion in cash and cash equivalents and total stockholders' equity of $33.6 billion.</w:t>
+      </w:r>
+    </w:p>
+    <w:p>
+      <w:r>
+        <w:rPr>
+          <w:b w:val="0"/>
+        </w:rPr>
+        <w:t>Key risks include potential margin compression from input cost inflation and foreign currency headwinds, which are inherent to KO's global operating model. The annualized EPS run-rate based on Q1 FY2026 results suggests full-year earnings could exceed FY2025 levels, supporting our constructive view on the stock as a core defensive holding in the consumer staples sector.</w:t>
+      </w:r>
+    </w:p>
+    <w:p>
+      <w:pPr>
+        <w:pStyle w:val="Heading1"/>
+      </w:pPr>
+      <w:r>
+        <w:t>Financial Performance Analysis</w:t>
+      </w:r>
+    </w:p>
+    <w:p>
+      <w:r>
+        <w:rPr>
+          <w:b w:val="0"/>
+        </w:rPr>
+        <w:t>Revenue for The Coca-Cola Company has demonstrated stability across the reported periods. Full-year FY2025 revenue totaled $47.9 billion, with quarterly revenues averaging approximately $12.0 billion. Q1 FY2026 revenue of $12.5 billion represents the strongest quarterly result in the dataset, suggesting positive momentum entering the new fiscal year. Sequentially, revenue increased from Q2 2025 ($23.7 billion, or approximately $11.8 billion per half) and Q3 2025 quarter-specific revenue of $12.5 billion.</w:t>
+      </w:r>
+    </w:p>
+    <w:p>
+      <w:r>
+        <w:rPr>
+          <w:b w:val="0"/>
+        </w:rPr>
+        <w:t>Gross profit margin has been remarkably consistent. Q1 FY2026 gross margin was 63.0% ($7.9 billion on $12.5 billion revenue), compared to 61.6% for FY2025 ($29.5 billion on $47.9 billion). Q3 2025 quarterly gross margin was 61.5% ($7.7 billion on $12.5 billion). This margin stability reflects KO's pricing power and the relatively inelastic demand for its beverage portfolio.</w:t>
+      </w:r>
+    </w:p>
+    <w:p>
+      <w:r>
+        <w:rPr>
+          <w:b w:val="0"/>
+        </w:rPr>
+        <w:t>Operating income margins have shown improvement in recent quarters. Q1 FY2026 operating margin was 34.9% ($4.4 billion on $12.5 billion revenue), compared to FY2025 operating margin of 28.7% ($13.8 billion on $47.9 billion). The Q1 2026 operating margin expansion appears driven by SGA discipline, as selling, general and administrative expenses of $3.5 billion in Q1 2026 represented 27.8% of revenue, compared to 30.3% for FY2025 ($14.5 billion on $47.9 billion).</w:t>
+      </w:r>
+    </w:p>
+    <w:p>
+      <w:r>
+        <w:rPr>
+          <w:b w:val="0"/>
+        </w:rPr>
+        <w:t>Net income progression has been equally stable. Q1 FY2026 net income of $3.9 billion yielded a net margin of 31.5%, compared to FY2025 net margin of 27.3% ($13.1 billion on $47.9 billion). Diluted EPS of $0.91 in Q1 2026, when annualized, implies a run-rate of approximately $3.64 per share, representing a 19.7% premium to the FY2025 EPS of $3.04. This EPS acceleration is noteworthy and suggests improving per-share profitability.</w:t>
+      </w:r>
+    </w:p>
+    <w:p>
+      <w:pPr>
+        <w:pStyle w:val="Heading1"/>
+      </w:pPr>
+      <w:r>
+        <w:t>Balance Sheet and Liquidity Assessment</w:t>
+      </w:r>
+    </w:p>
+    <w:p>
+      <w:r>
+        <w:rPr>
+          <w:b w:val="0"/>
+        </w:rPr>
+        <w:t>The Coca-Cola Company's balance sheet demonstrates stability with modest quarterly fluctuations. Total assets stood at $104.2 billion as of Q1 FY2026, consistent with the $104.8 billion reported at FY2025 year-end. The asset base has remained within a narrow range of $104.2 billion to $106.0 billion over the trailing four quarters, reflecting the mature and capital-efficient nature of KO's business model.</w:t>
+      </w:r>
+    </w:p>
+    <w:p>
+      <w:r>
+        <w:rPr>
+          <w:b w:val="0"/>
+        </w:rPr>
+        <w:t>Stockholders' equity has grown meaningfully, rising from $28.6 billion in Q2 2025 to $33.6 billion in Q1 2026, an increase of $5.0 billion or 17.6% over three quarters. This equity growth is attributable to retained earnings accumulation, as quarterly net income consistently exceeds dividend payments. The equity-to-assets ratio improved to 32.3% in Q1 2026 from 27.4% in Q2 2025, indicating strengthening financial flexibility.</w:t>
+      </w:r>
+    </w:p>
+    <w:p>
+      <w:r>
+        <w:rPr>
+          <w:b w:val="0"/>
+        </w:rPr>
+        <w:t>Liquidity remains robust with cash and cash equivalents of $10.6 billion as of Q1 FY2026, up from $10.3 billion at FY2025 year-end. Cash represents 10.1% of total assets, providing ample cushion for working capital needs, dividend payments, and opportunistic capital deployment. The cash position has fluctuated between $9.6 billion and $12.7 billion over the trailing four quarters, with the Q3 2025 peak of $12.7 billion likely reflecting seasonal cash flow patterns.</w:t>
+      </w:r>
+    </w:p>
+    <w:p>
+      <w:pPr>
+        <w:pStyle w:val="Heading1"/>
+      </w:pPr>
+      <w:r>
+        <w:t>Valuation Considerations</w:t>
+      </w:r>
+    </w:p>
+    <w:p>
+      <w:r>
+        <w:rPr>
+          <w:b w:val="0"/>
+        </w:rPr>
+        <w:t>Using FY2025 diluted EPS of $3.04 as our earnings base, we can frame valuation at various price levels. At a share price of $65, the implied P/E multiple would be 21.4x. At $70, the multiple expands to 23.0x, and at $75, it reaches 24.7x. These multiples are within the historical range for large-cap consumer staples companies with KO's brand portfolio and global distribution reach.</w:t>
+      </w:r>
+    </w:p>
+    <w:p>
+      <w:r>
+        <w:rPr>
+          <w:b w:val="0"/>
+        </w:rPr>
+        <w:t>The Q1 FY2026 diluted EPS of $0.91, when annualized, suggests a forward earnings run-rate of approximately $3.64 per share. At the illustrative share price of $70, this annualized figure implies a forward P/E of 19.2x, which would represent a modest discount to the trailing multiple based on FY2025 earnings. The earnings acceleration from $3.04 to a $3.64 annualized pace represents approximately 19.7% growth, which could justify premium valuation multiples if the trend sustains.</w:t>
+      </w:r>
+    </w:p>
+    <w:p>
+      <w:r>
+        <w:rPr>
+          <w:b w:val="0"/>
+        </w:rPr>
+        <w:t>Investors should note that Q1 is typically not representative of full-year performance due to seasonality in beverage consumption. The annualized EPS calculation provides directionally useful information but should be weighted alongside full-year FY2025 results and management guidance when available.</w:t>
+      </w:r>
+    </w:p>
+    <w:p>
+      <w:pPr>
+        <w:pStyle w:val="Heading1"/>
+      </w:pPr>
+      <w:r>
+        <w:t>Risk Factors</w:t>
+      </w:r>
+    </w:p>
+    <w:p>
+      <w:r>
+        <w:rPr>
+          <w:b w:val="0"/>
+        </w:rPr>
+        <w:t>Margin Pressure: While Q1 FY2026 gross margins of 63.0% appear healthy, any sustained increase in commodity input costs, particularly sugar, aluminum for cans, and PET plastic, could compress margins in subsequent quarters. The FY2025 gross margin of 61.6% suggests that full-year margins may trail quarterly peaks, and investors should monitor cost trends closely.</w:t>
+      </w:r>
+    </w:p>
+    <w:p>
+      <w:r>
+        <w:rPr>
+          <w:b w:val="0"/>
+        </w:rPr>
+        <w:t>Revenue Sustainability: KO's revenue base of $47.9 billion in FY2025 is heavily dependent on consumer spending patterns and global economic conditions. In a potential recessionary environment, discretionary beverage spending could face headwinds. The relatively flat revenue trajectory across quarters ($12.0 billion to $12.5 billion range) also raises questions about organic growth potential in a mature market.</w:t>
+      </w:r>
+    </w:p>
+    <w:p>
+      <w:r>
+        <w:rPr>
+          <w:b w:val="0"/>
+        </w:rPr>
+        <w:t>Currency and Geographic Risk: As a global company, KO generates significant revenue outside the United States, exposing it to foreign currency translation risk. While not explicitly broken out in the provided financial data, currency fluctuations can meaningfully impact reported revenue and profitability, as evidenced by the quarterly variance in financial results.</w:t>
+      </w:r>
+    </w:p>
+    <w:p>
+      <w:r>
+        <w:rPr>
+          <w:b w:val="0"/>
+        </w:rPr>
+        <w:t>Balance Sheet Leverage Considerations: While stockholders' equity has grown to $33.6 billion, the total asset base of $104.2 billion implies significant leverage elsewhere in the capital structure. Investors should examine the debt maturity profile and interest coverage ratios not fully visible in the provided data to assess refinancing risk.</w:t>
+      </w:r>
+    </w:p>
+    <w:p>
+      <w:pPr>
+        <w:pStyle w:val="Heading1"/>
+      </w:pPr>
+      <w:r>
+        <w:t>Investment Recommendation</w:t>
+      </w:r>
+    </w:p>
+    <w:p>
+      <w:r>
+        <w:rPr>
+          <w:b w:val="0"/>
+        </w:rPr>
+        <w:t>We recommend a BUY rating on The Coca-Cola Company (KO) based on our analysis of the Q1 FY2026 financial results and the company's fundamental positioning in the consumer staples sector.</w:t>
+      </w:r>
+    </w:p>
+    <w:p>
+      <w:r>
+        <w:rPr>
+          <w:b w:val="0"/>
+        </w:rPr>
+        <w:t>The investment thesis rests on several pillars: (1) consistent profitability with Q1 2026 net margins of 31.5% and improving operating leverage; (2) a robust balance sheet with $10.6 billion in cash and growing stockholders' equity; (3) earnings momentum with Q1 2026 annualized EPS of $3.64 representing a meaningful acceleration from FY2025's $3.04; and (4) defensive characteristics that make KO attractive in uncertain macroeconomic environments.</w:t>
+      </w:r>
+    </w:p>
+    <w:p>
+      <w:r>
+        <w:rPr>
+          <w:b w:val="0"/>
+        </w:rPr>
+        <w:t>At an illustrative share price of $70, the forward P/E of 19.2x (based on annualized Q1 earnings) appears reasonable for a company of KO's quality, brand strength, and dividend growth potential. We view KO as a core holding for institutional investors seeking stable, growing cash flows within the consumer staples allocation.</w:t>
+      </w:r>
+    </w:p>
+    <w:p>
+      <w:r>
+        <w:rPr>
+          <w:b w:val="0"/>
+        </w:rPr>
+        <w:t>Key catalysts to monitor include: sustained gross margin above 62%, continued SGA discipline driving operating margin expansion, and quarterly EPS progression consistent with the Q1 2026 run-rate. Downside risks primarily involve commodity cost inflation and currency headwinds, which could pressure margins and reported earnings.</w:t>
+      </w:r>
+    </w:p>
+    <w:p/>
+    <w:p>
+      <w:r>
+        <w:t>Consumer Staples Equity Research Group</w:t>
+      </w:r>
+    </w:p>
     <w:sectPr>
       <w:pgSz w:w="12240" w:h="15840"/>
       <w:pgMar w:top="1440" w:right="1800" w:bottom="1440" w:left="1800" w:header="720" w:footer="720" w:gutter="0"/>

--- a/data/deliverables/sc_6bc3ad5d8a92ea14/investment_memo.docx
+++ b/data/deliverables/sc_6bc3ad5d8a92ea14/investment_memo.docx
@@ -8,7 +8,7 @@
         <w:jc w:val="center"/>
       </w:pPr>
       <w:r>
-        <w:t>Investment Memo - Coca-Cola Company (KO)</w:t>
+        <w:t>Investment Memo - Coca-Cola Co (KO)</w:t>
       </w:r>
     </w:p>
     <w:p>
@@ -20,7 +20,7 @@
         <w:tab/>
       </w:r>
       <w:r>
-        <w:t>Institutional Client Coverage Team</w:t>
+        <w:t>Investment Committee</w:t>
       </w:r>
     </w:p>
     <w:p>
@@ -32,7 +32,7 @@
         <w:tab/>
       </w:r>
       <w:r>
-        <w:t>Consumer Staples Equity Research</w:t>
+        <w:t>Equity Research - Consumer Staples</w:t>
       </w:r>
     </w:p>
     <w:p>
@@ -56,7 +56,7 @@
         <w:tab/>
       </w:r>
       <w:r>
-        <w:t>Investment Memo: The Coca-Cola Company (KO) - Q1 FY2026 Review</w:t>
+        <w:t>Coca-Cola Co (KO) - Q1 2026 Investment Assessment</w:t>
       </w:r>
     </w:p>
     <w:p>
@@ -77,7 +77,7 @@
         <w:rPr>
           <w:b w:val="0"/>
         </w:rPr>
-        <w:t>The Coca-Cola Company (NYSE: KO) demonstrated resilient financial performance in Q1 FY2026, generating revenue of $12.5 billion and net income of $3.9 billion. The company maintains a robust profitability profile with diluted earnings per share of $0.91 for the quarter, representing a solid start to the fiscal year against the prior full-year EPS of $3.04.</w:t>
+        <w:t>Coca-Cola Co (KO) reported Q1 2026 revenue of $12.5 billion, representing a modest sequential increase from the implied Q4 2025 figure of approximately $11.8 billion. The company continues to demonstrate strong profitability, with Q1 2026 net income of $3.9 billion and diluted EPS of $0.91.</w:t>
       </w:r>
     </w:p>
     <w:p>
@@ -85,7 +85,7 @@
         <w:rPr>
           <w:b w:val="0"/>
         </w:rPr>
-        <w:t>KO's gross margin remained strong at 63.0% in Q1 FY2026, consistent with the company's historical pricing power and brand strength. Operating income of $4.4 billion reflects disciplined cost management despite a competitive consumer environment. The balance sheet remains well-positioned with $10.6 billion in cash and cash equivalents and total stockholders' equity of $33.6 billion.</w:t>
+        <w:t>The company's gross margin expanded to 62.9% in Q1 2026, up from 61.7% in FY 2025, suggesting effective cost management and favorable pricing dynamics. Operating margin remained robust at 34.9% in Q1 2026, reflecting disciplined SG&amp;A spending of $3.5 billion.</w:t>
       </w:r>
     </w:p>
     <w:p>
@@ -93,7 +93,15 @@
         <w:rPr>
           <w:b w:val="0"/>
         </w:rPr>
-        <w:t>Key risks include potential margin compression from input cost inflation and foreign currency headwinds, which are inherent to KO's global operating model. The annualized EPS run-rate based on Q1 FY2026 results suggests full-year earnings could exceed FY2025 levels, supporting our constructive view on the stock as a core defensive holding in the consumer staples sector.</w:t>
+        <w:t>On the balance sheet, Coca-Cola maintained total assets of $104.2 billion at Q1 2026 with stockholders' equity of $33.6 billion. Cash and cash equivalents stood at $10.6 billion, providing substantial financial flexibility.</w:t>
+      </w:r>
+    </w:p>
+    <w:p>
+      <w:r>
+        <w:rPr>
+          <w:b w:val="0"/>
+        </w:rPr>
+        <w:t>The most material takeaway for the investment committee is that Coca-Cola is sustaining its premium profitability profile while generating incremental revenue growth, positioning the stock as a defensive holding with stable earnings power in the current market environment.</w:t>
       </w:r>
     </w:p>
     <w:p>
@@ -101,7 +109,7 @@
         <w:pStyle w:val="Heading1"/>
       </w:pPr>
       <w:r>
-        <w:t>Financial Performance Analysis</w:t>
+        <w:t>Revenue and Profitability Analysis</w:t>
       </w:r>
     </w:p>
     <w:p>
@@ -109,7 +117,7 @@
         <w:rPr>
           <w:b w:val="0"/>
         </w:rPr>
-        <w:t>Revenue for The Coca-Cola Company has demonstrated stability across the reported periods. Full-year FY2025 revenue totaled $47.9 billion, with quarterly revenues averaging approximately $12.0 billion. Q1 FY2026 revenue of $12.5 billion represents the strongest quarterly result in the dataset, suggesting positive momentum entering the new fiscal year. Sequentially, revenue increased from Q2 2025 ($23.7 billion, or approximately $11.8 billion per half) and Q3 2025 quarter-specific revenue of $12.5 billion.</w:t>
+        <w:t>To establish a complete quarterly trend, we derive Q4 2025 revenue by subtracting YTD Q3 2025 revenue ($36.1 billion) from FY 2025 revenue ($47.9 billion), yielding Q4 2025 revenue of approximately $11.8 billion. This approach is applied consistently across all income statement line items.</w:t>
       </w:r>
     </w:p>
     <w:p>
@@ -117,7 +125,7 @@
         <w:rPr>
           <w:b w:val="0"/>
         </w:rPr>
-        <w:t>Gross profit margin has been remarkably consistent. Q1 FY2026 gross margin was 63.0% ($7.9 billion on $12.5 billion revenue), compared to 61.6% for FY2025 ($29.5 billion on $47.9 billion). Q3 2025 quarterly gross margin was 61.5% ($7.7 billion on $12.5 billion). This margin stability reflects KO's pricing power and the relatively inelastic demand for its beverage portfolio.</w:t>
+        <w:t>Revenue progression across the four quarters was as follows: Q2 2025 at $11.2 billion (derived from $23.7B YTD Q2 minus $12.5B Q1 implied), Q3 2025 at $12.5 billion, Q4 2025 at $11.8 billion, and Q1 2026 at $12.5 billion. The company demonstrated relative revenue stability with Q1 2026 matching Q3 2025 levels.</w:t>
       </w:r>
     </w:p>
     <w:p>
@@ -125,7 +133,7 @@
         <w:rPr>
           <w:b w:val="0"/>
         </w:rPr>
-        <w:t>Operating income margins have shown improvement in recent quarters. Q1 FY2026 operating margin was 34.9% ($4.4 billion on $12.5 billion revenue), compared to FY2025 operating margin of 28.7% ($13.8 billion on $47.9 billion). The Q1 2026 operating margin expansion appears driven by SGA discipline, as selling, general and administrative expenses of $3.5 billion in Q1 2026 represented 27.8% of revenue, compared to 30.3% for FY2025 ($14.5 billion on $47.9 billion).</w:t>
+        <w:t>Gross margin improved from 61.9% in Q2 2025 to 63.0% in Q3 2025, declined slightly to 61.3% in Q4 2025, and recovered to 62.9% in Q1 2026. The full-year 2025 gross margin was 61.7%, indicating Q1 2026 is running above the annual average.</w:t>
       </w:r>
     </w:p>
     <w:p>
@@ -133,7 +141,15 @@
         <w:rPr>
           <w:b w:val="0"/>
         </w:rPr>
-        <w:t>Net income progression has been equally stable. Q1 FY2026 net income of $3.9 billion yielded a net margin of 31.5%, compared to FY2025 net margin of 27.3% ($13.1 billion on $47.9 billion). Diluted EPS of $0.91 in Q1 2026, when annualized, implies a run-rate of approximately $3.64 per share, representing a 19.7% premium to the FY2025 EPS of $3.04. This EPS acceleration is noteworthy and suggests improving per-share profitability.</w:t>
+        <w:t>Operating margin showed a declining trend from 33.8% in Q2 2025 to 31.8% in Q4 2025 before recovering sharply to 34.9% in Q1 2026. This recovery was driven by lower SG&amp;A expense of $3.5 billion in Q1 2026 relative to Q4 2025 levels.</w:t>
+      </w:r>
+    </w:p>
+    <w:p>
+      <w:r>
+        <w:rPr>
+          <w:b w:val="0"/>
+        </w:rPr>
+        <w:t>Net margin followed a similar pattern, ranging from 30.1% in Q2 2025 to 31.4% in Q1 2026. The consistency of net margins above 30% across all four quarters underscores the company's exceptional earnings conversion capability.</w:t>
       </w:r>
     </w:p>
     <w:p>
@@ -141,7 +157,7 @@
         <w:pStyle w:val="Heading1"/>
       </w:pPr>
       <w:r>
-        <w:t>Balance Sheet and Liquidity Assessment</w:t>
+        <w:t>Earnings Quality and EPS Trend</w:t>
       </w:r>
     </w:p>
     <w:p>
@@ -149,7 +165,7 @@
         <w:rPr>
           <w:b w:val="0"/>
         </w:rPr>
-        <w:t>The Coca-Cola Company's balance sheet demonstrates stability with modest quarterly fluctuations. Total assets stood at $104.2 billion as of Q1 FY2026, consistent with the $104.8 billion reported at FY2025 year-end. The asset base has remained within a narrow range of $104.2 billion to $106.0 billion over the trailing four quarters, reflecting the mature and capital-efficient nature of KO's business model.</w:t>
+        <w:t>Diluted EPS followed a trajectory of $0.78 in Q2 2025, $0.86 in Q3 2025, $0.53 in implied Q4 2025, and $0.91 in Q1 2026. The Q4 2025 EPS figure is derived from FY 2025 EPS of $3.04 minus YTD Q3 2025 EPS of $2.51.</w:t>
       </w:r>
     </w:p>
     <w:p>
@@ -157,7 +173,7 @@
         <w:rPr>
           <w:b w:val="0"/>
         </w:rPr>
-        <w:t>Stockholders' equity has grown meaningfully, rising from $28.6 billion in Q2 2025 to $33.6 billion in Q1 2026, an increase of $5.0 billion or 17.6% over three quarters. This equity growth is attributable to retained earnings accumulation, as quarterly net income consistently exceeds dividend payments. The equity-to-assets ratio improved to 32.3% in Q1 2026 from 27.4% in Q2 2025, indicating strengthening financial flexibility.</w:t>
+        <w:t>The sharp decline in Q4 2025 EPS to $0.53 warrants attention. This reflects a seasonal pattern or potential year-end adjustments, as Q4 net income was approximately $2.3 billion compared to $3.9 billion in Q1 2026.</w:t>
       </w:r>
     </w:p>
     <w:p>
@@ -165,7 +181,15 @@
         <w:rPr>
           <w:b w:val="0"/>
         </w:rPr>
-        <w:t>Liquidity remains robust with cash and cash equivalents of $10.6 billion as of Q1 FY2026, up from $10.3 billion at FY2025 year-end. Cash represents 10.1% of total assets, providing ample cushion for working capital needs, dividend payments, and opportunistic capital deployment. The cash position has fluctuated between $9.6 billion and $12.7 billion over the trailing four quarters, with the Q3 2025 peak of $12.7 billion likely reflecting seasonal cash flow patterns.</w:t>
+        <w:t>Comparing net income growth to EPS growth, the Q1 2026 net income of $3.9 billion versus Q4 2025 net income of $2.3 billion represents a 70% sequential increase, while EPS grew from $0.53 to $0.91, a 72% increase. The marginal difference suggests relatively stable diluted share count across periods.</w:t>
+      </w:r>
+    </w:p>
+    <w:p>
+      <w:r>
+        <w:rPr>
+          <w:b w:val="0"/>
+        </w:rPr>
+        <w:t>The annualized EPS run rate based on Q1 2026 is approximately $3.64 ($0.91 multiplied by 4), which would represent a 20% improvement over FY 2025 EPS of $3.04. While this extrapolation should be interpreted cautiously given seasonality, it signals positive earnings momentum.</w:t>
       </w:r>
     </w:p>
     <w:p>
@@ -173,7 +197,7 @@
         <w:pStyle w:val="Heading1"/>
       </w:pPr>
       <w:r>
-        <w:t>Valuation Considerations</w:t>
+        <w:t>Balance Sheet Assessment</w:t>
       </w:r>
     </w:p>
     <w:p>
@@ -181,7 +205,7 @@
         <w:rPr>
           <w:b w:val="0"/>
         </w:rPr>
-        <w:t>Using FY2025 diluted EPS of $3.04 as our earnings base, we can frame valuation at various price levels. At a share price of $65, the implied P/E multiple would be 21.4x. At $70, the multiple expands to 23.0x, and at $75, it reaches 24.7x. These multiples are within the historical range for large-cap consumer staples companies with KO's brand portfolio and global distribution reach.</w:t>
+        <w:t>At Q1 2026, Coca-Cola reported total assets of $104.2 billion, stockholders' equity of $33.6 billion, and cash and cash equivalents of $10.6 billion. Compared to FY 2025 year-end, assets declined marginally from $104.8 billion while equity increased from $32.2 billion.</w:t>
       </w:r>
     </w:p>
     <w:p>
@@ -189,7 +213,7 @@
         <w:rPr>
           <w:b w:val="0"/>
         </w:rPr>
-        <w:t>The Q1 FY2026 diluted EPS of $0.91, when annualized, suggests a forward earnings run-rate of approximately $3.64 per share. At the illustrative share price of $70, this annualized figure implies a forward P/E of 19.2x, which would represent a modest discount to the trailing multiple based on FY2025 earnings. The earnings acceleration from $3.04 to a $3.64 annualized pace represents approximately 19.7% growth, which could justify premium valuation multiples if the trend sustains.</w:t>
+        <w:t>The equity-to-assets ratio improved to 32.3% at Q1 2026 from 30.7% at FY 2025, indicating strengthening capitalization. This ratio has shown a consistent upward trend from 27.4% at Q2 2025 and 29.5% at Q3 2025.</w:t>
       </w:r>
     </w:p>
     <w:p>
@@ -197,7 +221,15 @@
         <w:rPr>
           <w:b w:val="0"/>
         </w:rPr>
-        <w:t>Investors should note that Q1 is typically not representative of full-year performance due to seasonality in beverage consumption. The annualized EPS calculation provides directionally useful information but should be weighted alongside full-year FY2025 results and management guidance when available.</w:t>
+        <w:t>Cash and cash equivalents increased to $10.6 billion from $10.3 billion at FY 2025 year-end, representing a 3.0% increase. Cash as a percentage of total assets was 10.1% at Q1 2026, providing ample liquidity for operations, dividends, and potential strategic investments.</w:t>
+      </w:r>
+    </w:p>
+    <w:p>
+      <w:r>
+        <w:rPr>
+          <w:b w:val="0"/>
+        </w:rPr>
+        <w:t>The balance sheet demonstrates financial strength with no apparent leverage concerns. The combination of growing equity, stable assets, and increasing cash reserves positions Coca-Cola favorably to weather economic uncertainty and continue returning capital to shareholders.</w:t>
       </w:r>
     </w:p>
     <w:p>
@@ -205,7 +237,7 @@
         <w:pStyle w:val="Heading1"/>
       </w:pPr>
       <w:r>
-        <w:t>Risk Factors</w:t>
+        <w:t>Key Risks and Considerations</w:t>
       </w:r>
     </w:p>
     <w:p>
@@ -213,7 +245,7 @@
         <w:rPr>
           <w:b w:val="0"/>
         </w:rPr>
-        <w:t>Margin Pressure: While Q1 FY2026 gross margins of 63.0% appear healthy, any sustained increase in commodity input costs, particularly sugar, aluminum for cans, and PET plastic, could compress margins in subsequent quarters. The FY2025 gross margin of 61.6% suggests that full-year margins may trail quarterly peaks, and investors should monitor cost trends closely.</w:t>
+        <w:t>Margin Compression Risk: While Q1 2026 margins were strong, the Q4 2025 operating margin of 31.8% represented a notable decline from the FY 2025 average of 28.7%. The company's ability to sustain premium margins depends on continued pricing power and cost discipline, which may face headwinds from inflationary pressures and competitive dynamics in the global beverage market.</w:t>
       </w:r>
     </w:p>
     <w:p>
@@ -221,7 +253,7 @@
         <w:rPr>
           <w:b w:val="0"/>
         </w:rPr>
-        <w:t>Revenue Sustainability: KO's revenue base of $47.9 billion in FY2025 is heavily dependent on consumer spending patterns and global economic conditions. In a potential recessionary environment, discretionary beverage spending could face headwinds. The relatively flat revenue trajectory across quarters ($12.0 billion to $12.5 billion range) also raises questions about organic growth potential in a mature market.</w:t>
+        <w:t>Revenue Growth Sustainability: Quarterly revenue has fluctuated between $11.2 billion and $12.5 billion over the trailing four quarters without a clear upward trend. The company's ability to achieve consistent organic growth in mature markets remains a key uncertainty, particularly as consumer preferences shift toward healthier beverage alternatives.</w:t>
       </w:r>
     </w:p>
     <w:p>
@@ -229,7 +261,7 @@
         <w:rPr>
           <w:b w:val="0"/>
         </w:rPr>
-        <w:t>Currency and Geographic Risk: As a global company, KO generates significant revenue outside the United States, exposing it to foreign currency translation risk. While not explicitly broken out in the provided financial data, currency fluctuations can meaningfully impact reported revenue and profitability, as evidenced by the quarterly variance in financial results.</w:t>
+        <w:t>Q4 Earnings Volatility: The sharp decline in Q4 2025 EPS to $0.53 from $0.86 in Q3 2025 raises questions about earnings predictability. Investors should monitor whether this represents a seasonal pattern or emerging operational challenges that could affect future quarters.</w:t>
       </w:r>
     </w:p>
     <w:p>
@@ -237,7 +269,7 @@
         <w:rPr>
           <w:b w:val="0"/>
         </w:rPr>
-        <w:t>Balance Sheet Leverage Considerations: While stockholders' equity has grown to $33.6 billion, the total asset base of $104.2 billion implies significant leverage elsewhere in the capital structure. Investors should examine the debt maturity profile and interest coverage ratios not fully visible in the provided data to assess refinancing risk.</w:t>
+        <w:t>SG&amp;A Expense Management: SG&amp;A expense of $14.5 billion in FY 2025 represented 30.3% of revenue. While Q1 2026 SG&amp;A of $3.5 billion was well-controlled, any sustained increase in selling, general, and administrative expenses could pressure operating margins and reduce earnings growth potential.</w:t>
       </w:r>
     </w:p>
     <w:p>
@@ -253,7 +285,7 @@
         <w:rPr>
           <w:b w:val="0"/>
         </w:rPr>
-        <w:t>We recommend a BUY rating on The Coca-Cola Company (KO) based on our analysis of the Q1 FY2026 financial results and the company's fundamental positioning in the consumer staples sector.</w:t>
+        <w:t>We recommend a HOLD rating for Coca-Cola Co (KO) at this time. While the company demonstrates exceptional profitability and a strengthening balance sheet, the lack of visible revenue growth and Q4 earnings volatility temper our enthusiasm for an outright Buy recommendation.</w:t>
       </w:r>
     </w:p>
     <w:p>
@@ -261,7 +293,7 @@
         <w:rPr>
           <w:b w:val="0"/>
         </w:rPr>
-        <w:t>The investment thesis rests on several pillars: (1) consistent profitability with Q1 2026 net margins of 31.5% and improving operating leverage; (2) a robust balance sheet with $10.6 billion in cash and growing stockholders' equity; (3) earnings momentum with Q1 2026 annualized EPS of $3.64 representing a meaningful acceleration from FY2025's $3.04; and (4) defensive characteristics that make KO attractive in uncertain macroeconomic environments.</w:t>
+        <w:t>Supporting this position, Coca-Cola's Q1 2026 gross margin of 62.9% and net margin of 31.4% are best-in-class within the consumer staples sector. The equity-to-assets ratio improvement to 32.3% and cash position of $10.6 billion provide a solid financial foundation.</w:t>
       </w:r>
     </w:p>
     <w:p>
@@ -269,7 +301,7 @@
         <w:rPr>
           <w:b w:val="0"/>
         </w:rPr>
-        <w:t>At an illustrative share price of $70, the forward P/E of 19.2x (based on annualized Q1 earnings) appears reasonable for a company of KO's quality, brand strength, and dividend growth potential. We view KO as a core holding for institutional investors seeking stable, growing cash flows within the consumer staples allocation.</w:t>
+        <w:t>However, the flat revenue trajectory across recent quarters ($11.2B to $12.5B range) and the significant Q4 2025 EPS decline to $0.53 suggest limited near-term catalysts for multiple expansion. The annualized EPS run rate of $3.64 based on Q1 2026 would represent improvement, but this needs to be validated over subsequent quarters.</w:t>
       </w:r>
     </w:p>
     <w:p>
@@ -277,13 +309,7 @@
         <w:rPr>
           <w:b w:val="0"/>
         </w:rPr>
-        <w:t>Key catalysts to monitor include: sustained gross margin above 62%, continued SGA discipline driving operating margin expansion, and quarterly EPS progression consistent with the Q1 2026 run-rate. Downside risks primarily involve commodity cost inflation and currency headwinds, which could pressure margins and reported earnings.</w:t>
-      </w:r>
-    </w:p>
-    <w:p/>
-    <w:p>
-      <w:r>
-        <w:t>Consumer Staples Equity Research Group</w:t>
+        <w:t>For investors seeking defensive exposure with reliable dividend income, Coca-Cola remains an attractive holding. For growth-oriented investors, we would need to see evidence of sustained revenue acceleration and margin stability across at least two additional quarters before upgrading to Buy.</w:t>
       </w:r>
     </w:p>
     <w:sectPr>

--- a/data/deliverables/sc_6bc3ad5d8a92ea14/investment_memo.docx
+++ b/data/deliverables/sc_6bc3ad5d8a92ea14/investment_memo.docx
@@ -8,7 +8,7 @@
         <w:jc w:val="center"/>
       </w:pPr>
       <w:r>
-        <w:t>Investment Memo - Coca-Cola Co (KO)</w:t>
+        <w:t>Investment Memo - Coca-Cola Company (KO)</w:t>
       </w:r>
     </w:p>
     <w:p>
@@ -20,7 +20,7 @@
         <w:tab/>
       </w:r>
       <w:r>
-        <w:t>Investment Committee</w:t>
+        <w:t>Head of Research</w:t>
       </w:r>
     </w:p>
     <w:p>
@@ -32,7 +32,7 @@
         <w:tab/>
       </w:r>
       <w:r>
-        <w:t>Equity Research - Consumer Staples</w:t>
+        <w:t>Senior Equity Research Associate</w:t>
       </w:r>
     </w:p>
     <w:p>
@@ -56,7 +56,7 @@
         <w:tab/>
       </w:r>
       <w:r>
-        <w:t>Coca-Cola Co (KO) - Q1 2026 Investment Assessment</w:t>
+        <w:t>The Coca-Cola Company (NYSE: KO) - Q1 2026 Earnings Assessment and Investment Recommendation</w:t>
       </w:r>
     </w:p>
     <w:p>
@@ -77,7 +77,7 @@
         <w:rPr>
           <w:b w:val="0"/>
         </w:rPr>
-        <w:t>Coca-Cola Co (KO) reported Q1 2026 revenue of $12.5 billion, representing a modest sequential increase from the implied Q4 2025 figure of approximately $11.8 billion. The company continues to demonstrate strong profitability, with Q1 2026 net income of $3.9 billion and diluted EPS of $0.91.</w:t>
+        <w:t>The Coca-Cola Company (NYSE: KO) delivered strong first quarter results for fiscal year 2026, reporting revenue of $12,472 million, representing year-over-year growth of 12.1% compared to $11,129 million in Q1 2025. Net income increased to $3,924 million from $3,330 million in the prior-year quarter, reflecting solid top-line execution and continued margin discipline.</w:t>
       </w:r>
     </w:p>
     <w:p>
@@ -85,7 +85,7 @@
         <w:rPr>
           <w:b w:val="0"/>
         </w:rPr>
-        <w:t>The company's gross margin expanded to 62.9% in Q1 2026, up from 61.7% in FY 2025, suggesting effective cost management and favorable pricing dynamics. Operating margin remained robust at 34.9% in Q1 2026, reflecting disciplined SG&amp;A spending of $3.5 billion.</w:t>
+        <w:t>Diluted earnings per share rose to $0.91 in Q1 2026, up 18.2% from $0.77 in Q1 2025, demonstrating that EPS growth outpaced revenue growth, a positive indicator of earnings quality and capital return. Gross margin expanded to 63.0% in Q1 2026 from 62.6% in Q1 2025, while operating margin improved to 34.9% from 32.9%, reflecting effective cost management and operating leverage.</w:t>
       </w:r>
     </w:p>
     <w:p>
@@ -93,7 +93,7 @@
         <w:rPr>
           <w:b w:val="0"/>
         </w:rPr>
-        <w:t>On the balance sheet, Coca-Cola maintained total assets of $104.2 billion at Q1 2026 with stockholders' equity of $33.6 billion. Cash and cash equivalents stood at $10.6 billion, providing substantial financial flexibility.</w:t>
+        <w:t>The balance sheet remained robust with total assets of $104,217 million and cash and cash equivalents of $10,574 million as of Q1 2026. Stockholders equity increased to $33,633 million, up from $32,169 million at year-end FY2025, strengthening the company equity ratio.</w:t>
       </w:r>
     </w:p>
     <w:p>
@@ -101,7 +101,7 @@
         <w:rPr>
           <w:b w:val="0"/>
         </w:rPr>
-        <w:t>The most material takeaway for the investment committee is that Coca-Cola is sustaining its premium profitability profile while generating incremental revenue growth, positioning the stock as a defensive holding with stable earnings power in the current market environment.</w:t>
+        <w:t>We recommend a Buy rating on KO shares. The company accelerating revenue momentum, expanding margins, and strong cash generation position it well to deliver continued shareholder value over the next 12 months.</w:t>
       </w:r>
     </w:p>
     <w:p>
@@ -109,7 +109,7 @@
         <w:pStyle w:val="Heading1"/>
       </w:pPr>
       <w:r>
-        <w:t>Revenue and Profitability Analysis</w:t>
+        <w:t>Revenue Analysis</w:t>
       </w:r>
     </w:p>
     <w:p>
@@ -117,7 +117,7 @@
         <w:rPr>
           <w:b w:val="0"/>
         </w:rPr>
-        <w:t>To establish a complete quarterly trend, we derive Q4 2025 revenue by subtracting YTD Q3 2025 revenue ($36.1 billion) from FY 2025 revenue ($47.9 billion), yielding Q4 2025 revenue of approximately $11.8 billion. This approach is applied consistently across all income statement line items.</w:t>
+        <w:t>Coca-Cola quarterly revenue trajectory from Q1 2025 through Q1 2026 demonstrates consistent strength. The company generated $11,129 million in Q1 2025, followed by $12,535 million in Q2 2025 and $12,455 million in Q3 2025. Full-year FY2025 revenue totaled $47,941 million.</w:t>
       </w:r>
     </w:p>
     <w:p>
@@ -125,7 +125,7 @@
         <w:rPr>
           <w:b w:val="0"/>
         </w:rPr>
-        <w:t>Revenue progression across the four quarters was as follows: Q2 2025 at $11.2 billion (derived from $23.7B YTD Q2 minus $12.5B Q1 implied), Q3 2025 at $12.5 billion, Q4 2025 at $11.8 billion, and Q1 2026 at $12.5 billion. The company demonstrated relative revenue stability with Q1 2026 matching Q3 2025 levels.</w:t>
+        <w:t>In Q1 2026, revenue reached $12,472 million, representing year-over-year growth of 12.1% compared to Q1 2025. This acceleration is notable given that Q1 is typically a seasonally softer quarter for beverage companies, suggesting strong underlying demand and effective commercial execution.</w:t>
       </w:r>
     </w:p>
     <w:p>
@@ -133,7 +133,7 @@
         <w:rPr>
           <w:b w:val="0"/>
         </w:rPr>
-        <w:t>Gross margin improved from 61.9% in Q2 2025 to 63.0% in Q3 2025, declined slightly to 61.3% in Q4 2025, and recovered to 62.9% in Q1 2026. The full-year 2025 gross margin was 61.7%, indicating Q1 2026 is running above the annual average.</w:t>
+        <w:t>The sequential comparison from Q3 2025 to Q1 2026 is also informative: Q1 2026 revenue of $12,472 million was essentially in line with Q3 2025 $12,455 million and only marginally below Q2 2025 $12,535 million, indicating stable demand patterns across periods.</w:t>
       </w:r>
     </w:p>
     <w:p>
@@ -141,7 +141,15 @@
         <w:rPr>
           <w:b w:val="0"/>
         </w:rPr>
-        <w:t>Operating margin showed a declining trend from 33.8% in Q2 2025 to 31.8% in Q4 2025 before recovering sharply to 34.9% in Q1 2026. This recovery was driven by lower SG&amp;A expense of $3.5 billion in Q1 2026 relative to Q4 2025 levels.</w:t>
+        <w:t>Full-year FY2025 revenue of $47,941 million implies an average quarterly run-rate of approximately $11,985 million. The Q1 2026 result of $12,472 million sits above this average, suggesting the company is tracking above its prior-year pace and may deliver growth in FY2026 if this momentum is sustained.</w:t>
+      </w:r>
+    </w:p>
+    <w:p>
+      <w:pPr>
+        <w:pStyle w:val="Heading1"/>
+      </w:pPr>
+      <w:r>
+        <w:t>Profitability Analysis</w:t>
       </w:r>
     </w:p>
     <w:p>
@@ -149,7 +157,39 @@
         <w:rPr>
           <w:b w:val="0"/>
         </w:rPr>
-        <w:t>Net margin followed a similar pattern, ranging from 30.1% in Q2 2025 to 31.4% in Q1 2026. The consistency of net margins above 30% across all four quarters underscores the company's exceptional earnings conversion capability.</w:t>
+        <w:t>Coca-Cola profitability improved meaningfully across all key margin metrics in Q1 2026 compared to Q1 2025, reflecting strong pricing power and disciplined cost management in an inflationary environment.</w:t>
+      </w:r>
+    </w:p>
+    <w:p>
+      <w:r>
+        <w:rPr>
+          <w:b w:val="0"/>
+        </w:rPr>
+        <w:t>Gross profit rose to $7,852 million in Q1 2026 from $6,966 million in Q1 2025, driving gross margin to 63.0% from 62.6%. Cost of goods sold was $4,620 million in Q1 2026 versus $4,163 million in Q1 2025, a 11.0% increase that trailed revenue growth of 12.1%, confirming favorable operating leverage.</w:t>
+      </w:r>
+    </w:p>
+    <w:p>
+      <w:r>
+        <w:rPr>
+          <w:b w:val="0"/>
+        </w:rPr>
+        <w:t>Operating income increased to $4,359 million from $3,659 million, expanding operating margin to 34.9% from 32.9%. This 200 basis point improvement is particularly impressive given that SG&amp;A expenses rose to $3,472 million in Q1 2026 from $3,234 million in Q1 2025, a 7.4% increase that was well below the pace of revenue growth.</w:t>
+      </w:r>
+    </w:p>
+    <w:p>
+      <w:r>
+        <w:rPr>
+          <w:b w:val="0"/>
+        </w:rPr>
+        <w:t>Net margin expanded to 31.5% in Q1 2026 from 29.9% in Q1 2025, as net income grew to $3,924 million from $3,330 million. The 17.8% year-over-year increase in net income further validates that Coca-Cola is translating top-line growth into bottom-line results efficiently.</w:t>
+      </w:r>
+    </w:p>
+    <w:p>
+      <w:r>
+        <w:rPr>
+          <w:b w:val="0"/>
+        </w:rPr>
+        <w:t>The margin expansion trend across all three profitability layers-gross, operating, and net-signals that the company is benefiting from a combination of revenue mix improvements, pricing actions, and operating expense discipline. This trajectory supports a constructive view on near-term earnings sustainability.</w:t>
       </w:r>
     </w:p>
     <w:p>
@@ -157,7 +197,7 @@
         <w:pStyle w:val="Heading1"/>
       </w:pPr>
       <w:r>
-        <w:t>Earnings Quality and EPS Trend</w:t>
+        <w:t>Earnings Quality</w:t>
       </w:r>
     </w:p>
     <w:p>
@@ -165,7 +205,7 @@
         <w:rPr>
           <w:b w:val="0"/>
         </w:rPr>
-        <w:t>Diluted EPS followed a trajectory of $0.78 in Q2 2025, $0.86 in Q3 2025, $0.53 in implied Q4 2025, and $0.91 in Q1 2026. The Q4 2025 EPS figure is derived from FY 2025 EPS of $3.04 minus YTD Q3 2025 EPS of $2.51.</w:t>
+        <w:t>Diluted earnings per share showed a consistent trajectory over the five most recent quarters, rising from $0.77 in Q1 2025 to $0.88 in Q2 2025 and $0.86 in Q3 2025. Full-year FY2025 diluted EPS was $3.04.</w:t>
       </w:r>
     </w:p>
     <w:p>
@@ -173,7 +213,7 @@
         <w:rPr>
           <w:b w:val="0"/>
         </w:rPr>
-        <w:t>The sharp decline in Q4 2025 EPS to $0.53 warrants attention. This reflects a seasonal pattern or potential year-end adjustments, as Q4 net income was approximately $2.3 billion compared to $3.9 billion in Q1 2026.</w:t>
+        <w:t>In Q1 2026, diluted EPS reached $0.91, representing year-over-year growth of 18.2% compared to $0.77 in Q1 2025. This EPS growth rate of 18.2% exceeded the revenue growth rate of 12.1% by approximately 610 basis points, indicating that profitability improvements are flowing through to shareholders at an accelerating rate.</w:t>
       </w:r>
     </w:p>
     <w:p>
@@ -181,7 +221,7 @@
         <w:rPr>
           <w:b w:val="0"/>
         </w:rPr>
-        <w:t>Comparing net income growth to EPS growth, the Q1 2026 net income of $3.9 billion versus Q4 2025 net income of $2.3 billion represents a 70% sequential increase, while EPS grew from $0.53 to $0.91, a 72% increase. The marginal difference suggests relatively stable diluted share count across periods.</w:t>
+        <w:t>The relationship between revenue growth and EPS growth is a key indicator of earnings quality. When EPS growth consistently outpaces revenue growth, it suggests that the company is achieving operating leverage, managing its cost structure effectively, and potentially returning capital to shareholders through buybacks that reduce the share count.</w:t>
       </w:r>
     </w:p>
     <w:p>
@@ -189,7 +229,15 @@
         <w:rPr>
           <w:b w:val="0"/>
         </w:rPr>
-        <w:t>The annualized EPS run rate based on Q1 2026 is approximately $3.64 ($0.91 multiplied by 4), which would represent a 20% improvement over FY 2025 EPS of $3.04. While this extrapolation should be interpreted cautiously given seasonality, it signals positive earnings momentum.</w:t>
+        <w:t>The FY2025 annual EPS of $3.04 implies that Q1 2026 $0.91 represents roughly 30% of the prior full-year figure, a strong start to the fiscal year. If this quarterly pace is maintained, it would suggest full-year FY2026 EPS could reach approximately $3.64, representing potential growth of approximately 19.7% over FY2025, though seasonality and other factors may affect this extrapolation.</w:t>
+      </w:r>
+    </w:p>
+    <w:p>
+      <w:r>
+        <w:rPr>
+          <w:b w:val="0"/>
+        </w:rPr>
+        <w:t>Overall, the earnings quality profile is constructive: EPS growth is outpacing revenue growth, margins are expanding at every level of the income statement, and the company appears to be generating higher returns on each dollar of revenue compared to the prior year.</w:t>
       </w:r>
     </w:p>
     <w:p>
@@ -197,7 +245,7 @@
         <w:pStyle w:val="Heading1"/>
       </w:pPr>
       <w:r>
-        <w:t>Balance Sheet Assessment</w:t>
+        <w:t>Balance Sheet Strength</w:t>
       </w:r>
     </w:p>
     <w:p>
@@ -205,7 +253,7 @@
         <w:rPr>
           <w:b w:val="0"/>
         </w:rPr>
-        <w:t>At Q1 2026, Coca-Cola reported total assets of $104.2 billion, stockholders' equity of $33.6 billion, and cash and cash equivalents of $10.6 billion. Compared to FY 2025 year-end, assets declined marginally from $104.8 billion while equity increased from $32.2 billion.</w:t>
+        <w:t>The Coca-Cola Company maintains a strong and stable balance sheet. As of Q1 2026, total assets stood at $104,217 million, essentially flat compared to $104,816 million at year-end FY2025. This stability indicates that the company is not aggressively leveraging its balance sheet for growth, consistent with its mature business model.</w:t>
       </w:r>
     </w:p>
     <w:p>
@@ -213,7 +261,7 @@
         <w:rPr>
           <w:b w:val="0"/>
         </w:rPr>
-        <w:t>The equity-to-assets ratio improved to 32.3% at Q1 2026 from 30.7% at FY 2025, indicating strengthening capitalization. This ratio has shown a consistent upward trend from 27.4% at Q2 2025 and 29.5% at Q3 2025.</w:t>
+        <w:t>Stockholders equity increased to $33,633 million in Q1 2026 from $32,169 million at FY2025 year-end, a gain of $1,464 million driven primarily by quarterly net income of $3,924 million less dividends and other equity adjustments. This represents a 4.6% sequential increase in equity.</w:t>
       </w:r>
     </w:p>
     <w:p>
@@ -221,7 +269,7 @@
         <w:rPr>
           <w:b w:val="0"/>
         </w:rPr>
-        <w:t>Cash and cash equivalents increased to $10.6 billion from $10.3 billion at FY 2025 year-end, representing a 3.0% increase. Cash as a percentage of total assets was 10.1% at Q1 2026, providing ample liquidity for operations, dividends, and potential strategic investments.</w:t>
+        <w:t>Cash and cash equivalents rose to $10,574 million from $10,270 million at FY2025 year-end, an increase of $304 million. The company cash position remains robust, providing significant financial flexibility for dividends, share repurchases, and opportunistic investments.</w:t>
       </w:r>
     </w:p>
     <w:p>
@@ -229,7 +277,15 @@
         <w:rPr>
           <w:b w:val="0"/>
         </w:rPr>
-        <w:t>The balance sheet demonstrates financial strength with no apparent leverage concerns. The combination of growing equity, stable assets, and increasing cash reserves positions Coca-Cola favorably to weather economic uncertainty and continue returning capital to shareholders.</w:t>
+        <w:t>The equity ratio-stockholders equity divided by total assets-improved to 32.3% in Q1 2026 from 30.7% at FY2025 year-end. This improvement reflects the company ability to grow equity faster than assets, a positive signal for long-term financial health. Compared to FY2024, when stockholders equity was $24,856 million and total assets were $100,549 million (equity ratio of 24.7%), the trajectory is clearly positive.</w:t>
+      </w:r>
+    </w:p>
+    <w:p>
+      <w:r>
+        <w:rPr>
+          <w:b w:val="0"/>
+        </w:rPr>
+        <w:t>The strengthening equity position, combined with growing cash reserves and stable asset levels, underscores Coca-Cola financial resilience. The company has the capacity to sustain its dividend program, fund strategic initiatives, and weather potential macroeconomic headwinds without requiring external financing.</w:t>
       </w:r>
     </w:p>
     <w:p>
@@ -237,7 +293,7 @@
         <w:pStyle w:val="Heading1"/>
       </w:pPr>
       <w:r>
-        <w:t>Key Risks and Considerations</w:t>
+        <w:t>Conclusion and Recommendation</w:t>
       </w:r>
     </w:p>
     <w:p>
@@ -245,7 +301,7 @@
         <w:rPr>
           <w:b w:val="0"/>
         </w:rPr>
-        <w:t>Margin Compression Risk: While Q1 2026 margins were strong, the Q4 2025 operating margin of 31.8% represented a notable decline from the FY 2025 average of 28.7%. The company's ability to sustain premium margins depends on continued pricing power and cost discipline, which may face headwinds from inflationary pressures and competitive dynamics in the global beverage market.</w:t>
+        <w:t>Based on our analysis of Coca-Cola Q1 2026 financial results, we reaffirm our Buy rating on KO shares. The investment thesis rests on three primary pillars: accelerating revenue growth, expanding margins across all profitability layers, and a strengthening balance sheet with robust cash generation.</w:t>
       </w:r>
     </w:p>
     <w:p>
@@ -253,7 +309,7 @@
         <w:rPr>
           <w:b w:val="0"/>
         </w:rPr>
-        <w:t>Revenue Growth Sustainability: Quarterly revenue has fluctuated between $11.2 billion and $12.5 billion over the trailing four quarters without a clear upward trend. The company's ability to achieve consistent organic growth in mature markets remains a key uncertainty, particularly as consumer preferences shift toward healthier beverage alternatives.</w:t>
+        <w:t>Key catalysts for the stock over the next 12 months include: (1) continued revenue momentum above the FY2025 quarterly average run-rate of $11,985 million; (2) further margin expansion driven by operating leverage, as evidenced by SG&amp;A growth of 7.4% trailing revenue growth of 12.1%; and (3) potential EPS growth approaching 20% if Q1 2026 pace of $0.91 per quarter is sustained against FY2025 full-year EPS of $3.04.</w:t>
       </w:r>
     </w:p>
     <w:p>
@@ -261,7 +317,7 @@
         <w:rPr>
           <w:b w:val="0"/>
         </w:rPr>
-        <w:t>Q4 Earnings Volatility: The sharp decline in Q4 2025 EPS to $0.53 from $0.86 in Q3 2025 raises questions about earnings predictability. Investors should monitor whether this represents a seasonal pattern or emerging operational challenges that could affect future quarters.</w:t>
+        <w:t>Risks to the thesis include potential commodity cost inflation that could pressure gross margins, foreign currency headwinds given Coca-Cola significant international exposure, and macroeconomic uncertainty that could dampen consumer discretionary spending on beverages.</w:t>
       </w:r>
     </w:p>
     <w:p>
@@ -269,47 +325,18 @@
         <w:rPr>
           <w:b w:val="0"/>
         </w:rPr>
-        <w:t>SG&amp;A Expense Management: SG&amp;A expense of $14.5 billion in FY 2025 represented 30.3% of revenue. While Q1 2026 SG&amp;A of $3.5 billion was well-controlled, any sustained increase in selling, general, and administrative expenses could pressure operating margins and reduce earnings growth potential.</w:t>
+        <w:t>In summary, Coca-Cola Q1 2026 results demonstrate a company firing on all cylinders-delivering double-digit revenue growth, expanding margins, and generating substantial cash. At a 12-month horizon, we believe the stock offers an attractive risk-reward profile for investors seeking stable growth and income in the Consumer Staples sector.</w:t>
       </w:r>
     </w:p>
+    <w:p/>
     <w:p>
-      <w:pPr>
-        <w:pStyle w:val="Heading1"/>
-      </w:pPr>
       <w:r>
-        <w:t>Investment Recommendation</w:t>
+        <w:t>Senior Equity Research Associate</w:t>
       </w:r>
     </w:p>
     <w:p>
       <w:r>
-        <w:rPr>
-          <w:b w:val="0"/>
-        </w:rPr>
-        <w:t>We recommend a HOLD rating for Coca-Cola Co (KO) at this time. While the company demonstrates exceptional profitability and a strengthening balance sheet, the lack of visible revenue growth and Q4 earnings volatility temper our enthusiasm for an outright Buy recommendation.</w:t>
-      </w:r>
-    </w:p>
-    <w:p>
-      <w:r>
-        <w:rPr>
-          <w:b w:val="0"/>
-        </w:rPr>
-        <w:t>Supporting this position, Coca-Cola's Q1 2026 gross margin of 62.9% and net margin of 31.4% are best-in-class within the consumer staples sector. The equity-to-assets ratio improvement to 32.3% and cash position of $10.6 billion provide a solid financial foundation.</w:t>
-      </w:r>
-    </w:p>
-    <w:p>
-      <w:r>
-        <w:rPr>
-          <w:b w:val="0"/>
-        </w:rPr>
-        <w:t>However, the flat revenue trajectory across recent quarters ($11.2B to $12.5B range) and the significant Q4 2025 EPS decline to $0.53 suggest limited near-term catalysts for multiple expansion. The annualized EPS run rate of $3.64 based on Q1 2026 would represent improvement, but this needs to be validated over subsequent quarters.</w:t>
-      </w:r>
-    </w:p>
-    <w:p>
-      <w:r>
-        <w:rPr>
-          <w:b w:val="0"/>
-        </w:rPr>
-        <w:t>For investors seeking defensive exposure with reliable dividend income, Coca-Cola remains an attractive holding. For growth-oriented investors, we would need to see evidence of sustained revenue acceleration and margin stability across at least two additional quarters before upgrading to Buy.</w:t>
+        <w:t>Consumer Staples Coverage</w:t>
       </w:r>
     </w:p>
     <w:sectPr>
